--- a/ADXD2SD3M5-Mike/GIT/Lab 3 - Git resolving conflicts.docx
+++ b/ADXD2SD3M5-Mike/GIT/Lab 3 - Git resolving conflicts.docx
@@ -734,6 +734,16 @@
         <w:lastRenderedPageBreak/>
         <w:t>Click "Merge pull request"</w:t>
       </w:r>
+      <w:r>
+        <w:t xml:space="preserve"> and the </w:t>
+      </w:r>
+      <w:r>
+        <w:rPr>
+          <w:b/>
+          <w:bCs/>
+        </w:rPr>
+        <w:t>Confirm merge</w:t>
+      </w:r>
     </w:p>
     <w:p/>
     <w:p>
@@ -751,6 +761,14 @@
           <w:bCs/>
         </w:rPr>
       </w:pPr>
+    </w:p>
+    <w:p>
+      <w:pPr>
+        <w:rPr>
+          <w:b/>
+          <w:bCs/>
+        </w:rPr>
+      </w:pPr>
       <w:r>
         <w:rPr>
           <w:b/>
@@ -760,10 +778,38 @@
       </w:r>
     </w:p>
     <w:p>
-      <w:r>
+      <w:pPr>
+        <w:rPr>
+          <w:rFonts w:ascii="Courier New" w:hAnsi="Courier New" w:cs="Courier New"/>
+          <w:b/>
+          <w:bCs/>
+          <w:sz w:val="24"/>
+          <w:szCs w:val="24"/>
+        </w:rPr>
+      </w:pPr>
+    </w:p>
+    <w:p>
+      <w:pPr>
+        <w:rPr>
+          <w:rFonts w:ascii="Courier New" w:hAnsi="Courier New" w:cs="Courier New"/>
+          <w:b/>
+          <w:bCs/>
+          <w:sz w:val="24"/>
+          <w:szCs w:val="24"/>
+        </w:rPr>
+      </w:pPr>
+      <w:r>
+        <w:rPr>
+          <w:rFonts w:ascii="Courier New" w:hAnsi="Courier New" w:cs="Courier New"/>
+          <w:b/>
+          <w:bCs/>
+          <w:sz w:val="24"/>
+          <w:szCs w:val="24"/>
+        </w:rPr>
         <w:t>git checkout main</w:t>
       </w:r>
     </w:p>
+    <w:p/>
     <w:p>
       <w:r>
         <w:t>Edit the same section in index.html:</w:t>
@@ -1175,14 +1221,76 @@
       </w:r>
     </w:p>
     <w:p>
-      <w:r>
+      <w:pPr>
+        <w:rPr>
+          <w:b/>
+          <w:bCs/>
+          <w:sz w:val="24"/>
+          <w:szCs w:val="24"/>
+        </w:rPr>
+      </w:pPr>
+      <w:r>
+        <w:rPr>
+          <w:b/>
+          <w:bCs/>
+          <w:sz w:val="24"/>
+          <w:szCs w:val="24"/>
+        </w:rPr>
         <w:t>git push origin feature-about</w:t>
       </w:r>
     </w:p>
     <w:p>
+      <w:pPr>
+        <w:rPr>
+          <w:b/>
+          <w:bCs/>
+        </w:rPr>
+      </w:pPr>
+    </w:p>
+    <w:p>
       <w:r>
         <w:t>Go back to GitHub and complete the pull request if needed.</w:t>
       </w:r>
+      <w:r>
+        <w:br/>
+      </w:r>
+      <w:r>
+        <w:drawing>
+          <wp:inline distT="0" distB="0" distL="0" distR="0" wp14:anchorId="5DEC1160" wp14:editId="37EB352C">
+            <wp:extent cx="2788920" cy="683618"/>
+            <wp:effectExtent l="0" t="0" r="0" b="2540"/>
+            <wp:docPr id="1621463815" name="Picture 1"/>
+            <wp:cNvGraphicFramePr>
+              <a:graphicFrameLocks xmlns:a="http://schemas.openxmlformats.org/drawingml/2006/main" noChangeAspect="1"/>
+            </wp:cNvGraphicFramePr>
+            <a:graphic xmlns:a="http://schemas.openxmlformats.org/drawingml/2006/main">
+              <a:graphicData uri="http://schemas.openxmlformats.org/drawingml/2006/picture">
+                <pic:pic xmlns:pic="http://schemas.openxmlformats.org/drawingml/2006/picture">
+                  <pic:nvPicPr>
+                    <pic:cNvPr id="1621463815" name=""/>
+                    <pic:cNvPicPr/>
+                  </pic:nvPicPr>
+                  <pic:blipFill>
+                    <a:blip r:embed="rId5"/>
+                    <a:stretch>
+                      <a:fillRect/>
+                    </a:stretch>
+                  </pic:blipFill>
+                  <pic:spPr>
+                    <a:xfrm>
+                      <a:off x="0" y="0"/>
+                      <a:ext cx="2813639" cy="689677"/>
+                    </a:xfrm>
+                    <a:prstGeom prst="rect">
+                      <a:avLst/>
+                    </a:prstGeom>
+                  </pic:spPr>
+                </pic:pic>
+              </a:graphicData>
+            </a:graphic>
+          </wp:inline>
+        </w:drawing>
+      </w:r>
     </w:p>
     <w:p/>
     <w:p>
@@ -1190,6 +1298,7 @@
         <w:pStyle w:val="Heading2"/>
       </w:pPr>
       <w:r>
+        <w:lastRenderedPageBreak/>
         <w:t>Part 8: Summary of Commands</w:t>
       </w:r>
     </w:p>
@@ -1284,7 +1393,6 @@
         <w:pStyle w:val="Heading2"/>
       </w:pPr>
       <w:r>
-        <w:lastRenderedPageBreak/>
         <w:t>Challenge Tasks</w:t>
       </w:r>
     </w:p>
